--- a/por/docx/56.content.docx
+++ b/por/docx/56.content.docx
@@ -445,7 +445,7 @@
         <w:rPr>
           <w:lang w:val="pt_PT" w:bidi="pt_PT"/>
         </w:rPr>
-        <w:t xml:space="preserve"> Um de seus próprios profetas disse: "Os cretenses são sempre mentirosos, animais perigosos e preguiçosos que só pensam em comer".</w:t>
+        <w:t xml:space="preserve"> Um de seus próprios profetas disse: “Os cretenses são sempre mentirosos, animais perigosos e preguiçosos que só pensam em comer”.</w:t>
       </w:r>
     </w:p>
     <w:p>
